--- a/review/for-abhishek/Ch71-section-71.11-predict-the-output.docx
+++ b/review/for-abhishek/Ch71-section-71.11-predict-the-output.docx
@@ -18,10 +18,10 @@
         <w:rPr>
           <w:b/>
         </w:rPr>
-        <w:t>Review copy, 2 October 2026.</w:t>
-      </w:r>
-      <w:r>
-        <w:t xml:space="preserve"> The new predict-the-output section of the SQL question bank: 16 core questions and 16 rapid-fire rows. Every answer was produced by running the query against the chapter’s own </w:t>
+        <w:t>Review copy, 3 October 2026.</w:t>
+      </w:r>
+      <w:r>
+        <w:t xml:space="preserve"> The new predict-the-output section of the SQL question bank: 16 core questions and 16 rapid-fire rows. Every answer was produced by running the query against the chapter's own </w:t>
       </w:r>
       <w:r>
         <w:rPr>
@@ -50,7 +50,7 @@
         <w:t>Dialect split</w:t>
       </w:r>
       <w:r>
-        <w:t xml:space="preserve"> give each engine’s documented behaviour instead of one result.</w:t>
+        <w:t xml:space="preserve"> give each engine's documented behaviour instead of one result.</w:t>
       </w:r>
     </w:p>
     <w:p>
